--- a/docs/Information_Sheet_Informational_Comparisons_Spanish.docx
+++ b/docs/Information_Sheet_Informational_Comparisons_Spanish.docx
@@ -33,7 +33,6 @@
         <w:jc w:val="center"/>
         <w:rPr>
           <w:rFonts w:ascii="Arial" w:hAnsi="Arial" w:cs="Arial"/>
-          <w:color w:val="000000"/>
         </w:rPr>
       </w:pPr>
       <w:r>
@@ -42,7 +41,20 @@
           <w:b/>
           <w:color w:val="000000"/>
         </w:rPr>
-        <w:t>Evaluación de la eficacia de las comparaciones informativas subnacionales</w:t>
+        <w:t>Investigador principal:</w:t>
+      </w:r>
+      <w:r>
+        <w:rPr>
+          <w:rFonts w:ascii="Arial" w:hAnsi="Arial" w:cs="Arial"/>
+          <w:color w:val="000000"/>
+        </w:rPr>
+        <w:t xml:space="preserve"> </w:t>
+      </w:r>
+      <w:r>
+        <w:rPr>
+          <w:rFonts w:ascii="Arial" w:hAnsi="Arial" w:cs="Arial"/>
+        </w:rPr>
+        <w:t>Adam D. Roberts</w:t>
       </w:r>
     </w:p>
     <w:p>
@@ -51,69 +63,44 @@
         <w:jc w:val="center"/>
         <w:rPr>
           <w:rFonts w:ascii="Arial" w:hAnsi="Arial" w:cs="Arial"/>
+          <w:color w:val="000000"/>
         </w:rPr>
       </w:pPr>
       <w:r>
         <w:rPr>
           <w:rFonts w:ascii="Arial" w:hAnsi="Arial" w:cs="Arial"/>
           <w:b/>
-          <w:color w:val="000000"/>
-        </w:rPr>
-        <w:t>Investigador principal:</w:t>
-      </w:r>
-      <w:r>
-        <w:rPr>
-          <w:rFonts w:ascii="Arial" w:hAnsi="Arial" w:cs="Arial"/>
-          <w:color w:val="000000"/>
-        </w:rPr>
-        <w:t xml:space="preserve"> </w:t>
-      </w:r>
-      <w:r>
-        <w:rPr>
-          <w:rFonts w:ascii="Arial" w:hAnsi="Arial" w:cs="Arial"/>
-        </w:rPr>
-        <w:t>Adam D. Roberts</w:t>
+          <w:bCs/>
+        </w:rPr>
+        <w:t>Asesor</w:t>
+      </w:r>
+      <w:r>
+        <w:rPr>
+          <w:rFonts w:ascii="Arial" w:hAnsi="Arial" w:cs="Arial"/>
+        </w:rPr>
+        <w:t>: Scott Abramson</w:t>
       </w:r>
     </w:p>
     <w:p>
       <w:pPr>
-        <w:widowControl w:val="0"/>
-        <w:jc w:val="center"/>
-        <w:rPr>
-          <w:rFonts w:ascii="Arial" w:hAnsi="Arial" w:cs="Arial"/>
-          <w:color w:val="000000"/>
-        </w:rPr>
-      </w:pPr>
-      <w:r>
         <w:rPr>
           <w:rFonts w:ascii="Arial" w:hAnsi="Arial" w:cs="Arial"/>
           <w:b/>
-          <w:bCs/>
-        </w:rPr>
-        <w:t>Consejero</w:t>
-      </w:r>
-      <w:r>
-        <w:rPr>
-          <w:rFonts w:ascii="Arial" w:hAnsi="Arial" w:cs="Arial"/>
-          <w:b/>
-          <w:bCs/>
-        </w:rPr>
-        <w:t>:</w:t>
-      </w:r>
-      <w:r>
-        <w:rPr>
-          <w:rFonts w:ascii="Arial" w:hAnsi="Arial" w:cs="Arial"/>
-        </w:rPr>
-        <w:t xml:space="preserve"> Scott Abramson</w:t>
-      </w:r>
+        </w:rPr>
+      </w:pPr>
     </w:p>
     <w:p>
       <w:pPr>
         <w:rPr>
           <w:rFonts w:ascii="Arial" w:hAnsi="Arial" w:cs="Arial"/>
-          <w:b/>
-        </w:rPr>
-      </w:pPr>
+        </w:rPr>
+      </w:pPr>
+      <w:r>
+        <w:rPr>
+          <w:rFonts w:ascii="Arial" w:hAnsi="Arial" w:cs="Arial"/>
+        </w:rPr>
+        <w:t>Este formulario describe un estudio de investigación que está llevando a cabo Adam Roberts (asesor: Scott Abramson) del Departamento de Ciencias Políticas de la Universidad de Rochester. El objetivo de este estudio es comprender mejor cómo los votantes interpretan la información sobre los políticos.</w:t>
+      </w:r>
     </w:p>
     <w:p>
       <w:pPr>
@@ -121,42 +108,6 @@
           <w:rFonts w:ascii="Arial" w:hAnsi="Arial" w:cs="Arial"/>
         </w:rPr>
       </w:pPr>
-      <w:r>
-        <w:rPr>
-          <w:rFonts w:ascii="Arial" w:hAnsi="Arial" w:cs="Arial"/>
-        </w:rPr>
-        <w:t xml:space="preserve">Este formulario describe un estudio de investigación que está llevando a cabo Adam </w:t>
-      </w:r>
-      <w:r>
-        <w:rPr>
-          <w:rFonts w:ascii="Arial" w:hAnsi="Arial" w:cs="Arial"/>
-        </w:rPr>
-        <w:t xml:space="preserve">Roberts, </w:t>
-      </w:r>
-      <w:r>
-        <w:rPr>
-          <w:rFonts w:ascii="Arial" w:hAnsi="Arial" w:cs="Arial"/>
-        </w:rPr>
-        <w:t>(consejero</w:t>
-      </w:r>
-      <w:r>
-        <w:rPr>
-          <w:rFonts w:ascii="Arial" w:hAnsi="Arial" w:cs="Arial"/>
-        </w:rPr>
-        <w:t>: Scott Abramson)</w:t>
-      </w:r>
-      <w:r>
-        <w:rPr>
-          <w:rFonts w:ascii="Arial" w:hAnsi="Arial" w:cs="Arial"/>
-        </w:rPr>
-        <w:t xml:space="preserve"> </w:t>
-      </w:r>
-      <w:r>
-        <w:rPr>
-          <w:rFonts w:ascii="Arial" w:hAnsi="Arial" w:cs="Arial"/>
-        </w:rPr>
-        <w:t>del Departamento de Ciencias Políticas de la Universidad de Rochester. El objetivo de este estudio es comprender mejor cómo los votantes interpretan la información sobre los políticos.</w:t>
-      </w:r>
     </w:p>
     <w:p>
       <w:pPr>
@@ -164,27 +115,69 @@
           <w:rFonts w:ascii="Arial" w:hAnsi="Arial" w:cs="Arial"/>
         </w:rPr>
       </w:pPr>
+      <w:r>
+        <w:rPr>
+          <w:rFonts w:ascii="Arial" w:hAnsi="Arial" w:cs="Arial"/>
+        </w:rPr>
+        <w:t xml:space="preserve">Si decide participar en este estudio, se le pedirá que complete dos encuestas (una ahora y otra aproximadamente cinco días después), cada una de las cuales le tomará unos cinco minutos. Tras participar en la primera encuesta, el proveedor de la encuesta se pondrá en contacto con usted para que participe en la segunda. Las encuestas incluirán preguntas sobre comportamiento electoral, delincuencia, actitudes políticas y su municipio de residencia. </w:t>
+      </w:r>
+      <w:r>
+        <w:rPr>
+          <w:rFonts w:ascii="Arial" w:hAnsi="Arial" w:cs="Arial"/>
+        </w:rPr>
+        <w:t>La segunda encuesta también le proporcionará información estadística sobre su municipio.</w:t>
+      </w:r>
+      <w:r>
+        <w:rPr>
+          <w:rFonts w:ascii="Arial" w:hAnsi="Arial" w:cs="Arial"/>
+        </w:rPr>
+        <w:t xml:space="preserve"> La información específica que reciba se le asignará aleatoriamente. Ambas encuestas incluyen preguntas de </w:t>
+      </w:r>
+      <w:r>
+        <w:rPr>
+          <w:rFonts w:ascii="Arial" w:hAnsi="Arial" w:cs="Arial"/>
+        </w:rPr>
+        <w:t xml:space="preserve">para evaluar su </w:t>
+      </w:r>
+      <w:r>
+        <w:rPr>
+          <w:rFonts w:ascii="Arial" w:hAnsi="Arial" w:cs="Arial"/>
+        </w:rPr>
+        <w:t xml:space="preserve">atención para garantizar la calidad de los datos; si no responde correctamente a una pregunta de </w:t>
+      </w:r>
+      <w:r>
+        <w:rPr>
+          <w:rFonts w:ascii="Arial" w:hAnsi="Arial" w:cs="Arial"/>
+        </w:rPr>
+        <w:t>este tipo</w:t>
+      </w:r>
+      <w:r>
+        <w:rPr>
+          <w:rFonts w:ascii="Arial" w:hAnsi="Arial" w:cs="Arial"/>
+        </w:rPr>
+        <w:t>, quedará excluido del estudio y no recibirá compensación. Estimamos que aproximadamente 2200 personas participarán en este estudio.</w:t>
+      </w:r>
     </w:p>
     <w:p>
       <w:pPr>
         <w:rPr>
           <w:rFonts w:ascii="Arial" w:hAnsi="Arial" w:cs="Arial"/>
-        </w:rPr>
-      </w:pPr>
-      <w:r>
-        <w:rPr>
-          <w:rFonts w:ascii="Arial" w:hAnsi="Arial" w:cs="Arial"/>
-        </w:rPr>
-        <w:t>Si decide participar en este estudio, se le pedirá que complete dos encuestas (una ahora y otra aproximadamente 5 días después), las cuales tomarán unos 5 minutos cada una. Tras completar la primera encuesta, el proveedor de esta se pondrá en contacto con usted nuevamente para que participe en la segunda. Las encuestas incluirán preguntas sobre el comportamiento electoral, la delincuencia, las actitudes políticas y su municipio de residencia. La segunda encuesta también le presentará información, ya sea sobre las tasas de delincuencia en su municipio o sobre el cultivo de agave en México. La información específica que reciba se le asignará de forma aleatoria. Ambas encuestas incluyen preguntas de verificación de la atención para garantizar la calidad de los datos; si no supera una de estas verificaciones, será excluido del estudio y no recibirá compensación alguna. Estimamos que aproximadamente 2.200 personas participarán en este estudio.</w:t>
-      </w:r>
+          <w:highlight w:val="yellow"/>
+        </w:rPr>
+      </w:pPr>
     </w:p>
     <w:p>
       <w:pPr>
         <w:rPr>
           <w:rFonts w:ascii="Arial" w:hAnsi="Arial" w:cs="Arial"/>
-          <w:highlight w:val="yellow"/>
-        </w:rPr>
-      </w:pPr>
+        </w:rPr>
+      </w:pPr>
+      <w:r>
+        <w:rPr>
+          <w:rFonts w:ascii="Arial" w:hAnsi="Arial" w:cs="Arial"/>
+        </w:rPr>
+        <w:t>Algunas preguntas de la encuesta pueden resultar perturbadoras o incómodas, pero participar no conlleva mayor riesgo que leer las noticias. Puede retirarse en cualquier momento y por cualquier motivo, pero no está permitido saltarse preguntas. Este estudio no recopilará ningún dato de identificación directo, como su nombre o número de identificación oficial. Sin embargo, sí recopilaremos algunos datos de identificación indirectos, como el municipio donde reside, su afiliación política e información demográfica. Toda la información recopilada se almacenará de forma segura y solo los miembros del equipo de investigación tendrán acceso a ella. No se prevén otros riesgos ni beneficios.</w:t>
+      </w:r>
     </w:p>
     <w:p>
       <w:pPr>
@@ -192,36 +185,6 @@
           <w:rFonts w:ascii="Arial" w:hAnsi="Arial" w:cs="Arial"/>
         </w:rPr>
       </w:pPr>
-      <w:r>
-        <w:rPr>
-          <w:rFonts w:ascii="Arial" w:hAnsi="Arial" w:cs="Arial"/>
-        </w:rPr>
-        <w:t>Algunas preguntas de la encuesta pueden resultar perturbadoras o incómodas, pero participar no conlleva mayor riesgo que leer las noticias. Puede retirarse en cualquier momento y por cualquier motivo</w:t>
-      </w:r>
-      <w:r>
-        <w:rPr>
-          <w:rFonts w:ascii="Arial" w:hAnsi="Arial" w:cs="Arial"/>
-        </w:rPr>
-        <w:t>, pero no está permitido saltarse preguntas</w:t>
-      </w:r>
-      <w:r>
-        <w:rPr>
-          <w:rFonts w:ascii="Arial" w:hAnsi="Arial" w:cs="Arial"/>
-        </w:rPr>
-        <w:t xml:space="preserve">. Este estudio no recopilará ningún dato de identificación directo, como su nombre o número de identificación oficial. Sin embargo, sí recopilaremos algunos datos de identificación indirectos, como el municipio donde reside, su afiliación política e información demográfica. Toda la información recopilada se almacenará de forma segura y solo los miembros del equipo de investigación tendrán acceso a ella. </w:t>
-      </w:r>
-      <w:r>
-        <w:rPr>
-          <w:rFonts w:ascii="Arial" w:hAnsi="Arial" w:cs="Arial"/>
-        </w:rPr>
-        <w:t xml:space="preserve"> </w:t>
-      </w:r>
-      <w:r>
-        <w:rPr>
-          <w:rFonts w:ascii="Arial" w:hAnsi="Arial" w:cs="Arial"/>
-        </w:rPr>
-        <w:t>No se prevén otros riesgos ni beneficios.</w:t>
-      </w:r>
     </w:p>
     <w:p>
       <w:pPr>
@@ -229,6 +192,18 @@
           <w:rFonts w:ascii="Arial" w:hAnsi="Arial" w:cs="Arial"/>
         </w:rPr>
       </w:pPr>
+      <w:r>
+        <w:rPr>
+          <w:rFonts w:ascii="Arial" w:hAnsi="Arial" w:cs="Arial"/>
+        </w:rPr>
+        <w:t xml:space="preserve">A cambio de tu participación, Netquest te recompensará con Korus (Puntos) que podrás canjear por premios. La cantidad de Korus (Puntos) que ganarás por estas actividades variará según diversos factores establecidos por </w:t>
+      </w:r>
+      <w:r>
+        <w:rPr>
+          <w:rFonts w:ascii="Arial" w:hAnsi="Arial" w:cs="Arial"/>
+        </w:rPr>
+        <w:t>Netquest . Participar en este estudio es gratuito.</w:t>
+      </w:r>
     </w:p>
     <w:p>
       <w:pPr>
@@ -236,47 +211,33 @@
           <w:rFonts w:ascii="Arial" w:hAnsi="Arial" w:cs="Arial"/>
         </w:rPr>
       </w:pPr>
-      <w:r>
-        <w:rPr>
-          <w:rFonts w:ascii="Arial" w:hAnsi="Arial" w:cs="Arial"/>
-        </w:rPr>
-        <w:t xml:space="preserve">A cambio de tu participación, </w:t>
-      </w:r>
-      <w:proofErr w:type="spellStart"/>
-      <w:r>
-        <w:rPr>
-          <w:rFonts w:ascii="Arial" w:hAnsi="Arial" w:cs="Arial"/>
-        </w:rPr>
-        <w:t>Netquest</w:t>
-      </w:r>
-      <w:proofErr w:type="spellEnd"/>
-      <w:r>
-        <w:rPr>
-          <w:rFonts w:ascii="Arial" w:hAnsi="Arial" w:cs="Arial"/>
-        </w:rPr>
-        <w:t xml:space="preserve"> te recompensará con Korus (Puntos) que podrás canjear por premios. La cantidad de Korus (Puntos) que ganará por estas actividades variará en función de diversos factores establecidos por </w:t>
-      </w:r>
-      <w:proofErr w:type="spellStart"/>
-      <w:r>
-        <w:rPr>
-          <w:rFonts w:ascii="Arial" w:hAnsi="Arial" w:cs="Arial"/>
-        </w:rPr>
-        <w:t>Netquest</w:t>
-      </w:r>
-      <w:proofErr w:type="spellEnd"/>
-      <w:r>
-        <w:rPr>
-          <w:rFonts w:ascii="Arial" w:hAnsi="Arial" w:cs="Arial"/>
-        </w:rPr>
-        <w:t>. La participación en este estudio es gratuita.</w:t>
-      </w:r>
     </w:p>
     <w:p>
       <w:pPr>
-        <w:rPr>
-          <w:rFonts w:ascii="Arial" w:hAnsi="Arial" w:cs="Arial"/>
-        </w:rPr>
-      </w:pPr>
+        <w:jc w:val="both"/>
+        <w:rPr>
+          <w:rFonts w:ascii="Arial" w:hAnsi="Arial" w:cs="Arial"/>
+        </w:rPr>
+      </w:pPr>
+      <w:r>
+        <w:rPr>
+          <w:rFonts w:ascii="Arial" w:hAnsi="Arial" w:cs="Arial"/>
+        </w:rPr>
+        <w:t xml:space="preserve">La Universidad de Rochester se esfuerza por mantener la privacidad de la información que recopilamos. Para ello, sus respuestas a la encuesta se almacenan en una base de datos segura y privada en la nube, accesible únicamente para el investigador. Todos los datos se transmiten mediante conexiones cifradas y sus respuestas se guardan con un </w:t>
+      </w:r>
+      <w:r>
+        <w:rPr>
+          <w:rFonts w:ascii="Arial" w:hAnsi="Arial" w:cs="Arial"/>
+        </w:rPr>
+        <w:lastRenderedPageBreak/>
+        <w:t xml:space="preserve">identificador generado aleatoriamente, sin ninguna relación con su nombre o información de contacto. La empresa que realiza la encuesta conserva sus datos de contacto personales únicamente para volver a contactarle en la segunda fase del estudio; estos datos </w:t>
+      </w:r>
+      <w:r>
+        <w:rPr>
+          <w:rFonts w:ascii="Arial" w:hAnsi="Arial" w:cs="Arial"/>
+        </w:rPr>
+        <w:t>nunca se comparten ni se almacenan en la Universidad de Rochester.</w:t>
+      </w:r>
     </w:p>
     <w:p>
       <w:pPr>
@@ -285,33 +246,32 @@
           <w:rFonts w:ascii="Arial" w:hAnsi="Arial" w:cs="Arial"/>
         </w:rPr>
       </w:pPr>
-      <w:r>
-        <w:rPr>
-          <w:rFonts w:ascii="Arial" w:hAnsi="Arial" w:cs="Arial"/>
-        </w:rPr>
-        <w:t xml:space="preserve">La Universidad de Rochester se esfuerza por mantener la privacidad de la información que recopilamos. Para ello, sus respuestas a la encuesta se almacenan en una base de </w:t>
-      </w:r>
-      <w:r>
-        <w:rPr>
-          <w:rFonts w:ascii="Arial" w:hAnsi="Arial" w:cs="Arial"/>
-        </w:rPr>
-        <w:lastRenderedPageBreak/>
-        <w:t xml:space="preserve">datos segura y privada en la nube, accesible únicamente para el investigador. Todos los datos se transmiten mediante conexiones cifradas y sus respuestas se guardan con un identificador generado aleatoriamente, sin ninguna relación con su nombre o información de contacto. La empresa que realiza la encuesta conserva sus datos de contacto personales únicamente para volver a contactarle en la segunda fase del estudio; estos datos </w:t>
-      </w:r>
-      <w:r>
-        <w:rPr>
-          <w:rFonts w:ascii="Arial" w:hAnsi="Arial" w:cs="Arial"/>
-        </w:rPr>
-        <w:t>nunca se comparten ni se almacenan en la Universidad de Rochester.</w:t>
-      </w:r>
     </w:p>
     <w:p>
       <w:pPr>
-        <w:jc w:val="both"/>
-        <w:rPr>
-          <w:rFonts w:ascii="Arial" w:hAnsi="Arial" w:cs="Arial"/>
-        </w:rPr>
-      </w:pPr>
+        <w:rPr>
+          <w:rFonts w:ascii="Arial" w:hAnsi="Arial" w:cs="Arial"/>
+        </w:rPr>
+      </w:pPr>
+      <w:r>
+        <w:rPr>
+          <w:rFonts w:ascii="Arial" w:hAnsi="Arial" w:cs="Arial"/>
+          <w:b/>
+        </w:rPr>
+        <w:t>Su participación en este estudio es totalmente voluntaria</w:t>
+      </w:r>
+      <w:r>
+        <w:rPr>
+          <w:rFonts w:ascii="Arial" w:hAnsi="Arial" w:cs="Arial"/>
+        </w:rPr>
+        <w:t xml:space="preserve">. Usted es libre de no participar o de retirarse en cualquier momento, por el motivo que sea. Independientemente </w:t>
+      </w:r>
+      <w:r>
+        <w:rPr>
+          <w:rFonts w:ascii="Arial" w:hAnsi="Arial" w:cs="Arial"/>
+        </w:rPr>
+        <w:t>de la decisión que tome, no habrá ninguna penalización ni pérdida de los beneficios a los que tenga derecho.</w:t>
+      </w:r>
     </w:p>
     <w:p>
       <w:pPr>
@@ -319,32 +279,6 @@
           <w:rFonts w:ascii="Arial" w:hAnsi="Arial" w:cs="Arial"/>
         </w:rPr>
       </w:pPr>
-      <w:r>
-        <w:rPr>
-          <w:rFonts w:ascii="Arial" w:hAnsi="Arial" w:cs="Arial"/>
-          <w:b/>
-        </w:rPr>
-        <w:t xml:space="preserve">Su participación en este estudio es totalmente </w:t>
-      </w:r>
-      <w:r>
-        <w:rPr>
-          <w:rFonts w:ascii="Arial" w:hAnsi="Arial" w:cs="Arial"/>
-          <w:b/>
-        </w:rPr>
-        <w:t>voluntaria.</w:t>
-      </w:r>
-      <w:r>
-        <w:rPr>
-          <w:rFonts w:ascii="Arial" w:hAnsi="Arial" w:cs="Arial"/>
-        </w:rPr>
-        <w:t xml:space="preserve"> Usted es libre de no participar o de retirarse en cualquier momento, por el motivo que sea. Independientemente </w:t>
-      </w:r>
-      <w:r>
-        <w:rPr>
-          <w:rFonts w:ascii="Arial" w:hAnsi="Arial" w:cs="Arial"/>
-        </w:rPr>
-        <w:t>de la decisión que tome, no habrá ninguna penalización ni pérdida de los beneficios a los que tenga derecho.</w:t>
-      </w:r>
     </w:p>
     <w:p>
       <w:pPr>
@@ -352,160 +286,99 @@
           <w:rFonts w:ascii="Arial" w:hAnsi="Arial" w:cs="Arial"/>
         </w:rPr>
       </w:pPr>
+      <w:r>
+        <w:rPr>
+          <w:rFonts w:ascii="Arial" w:hAnsi="Arial" w:cs="Arial"/>
+        </w:rPr>
+        <w:t xml:space="preserve">Para obtener más información o si tiene preguntas sobre esta investigación, puede comunicarse con Adam Roberts a través de arober48@ur.rochester.edu. Comuníquese con la Junta de Revisión de Sujetos de Investigación de la Universidad de Rochester en 265 Crittenden Blvd., CU 420628, Rochester, NY 14642, teléfono +001 (585) 273-4127 o +001 (877) 449-4441. Para comunicarse con la Oficina de Protección de Sujetos Humanos, utilice el </w:t>
+      </w:r>
+      <w:hyperlink r:id="rId7" w:history="1">
+        <w:r>
+          <w:rPr>
+            <w:rStyle w:val="Hyperlink"/>
+            <w:rFonts w:ascii="Arial" w:hAnsi="Arial" w:cs="Arial"/>
+          </w:rPr>
+          <w:t xml:space="preserve">Formulario de Comentarios </w:t>
+        </w:r>
+      </w:hyperlink>
+      <w:r>
+        <w:rPr>
+          <w:rFonts w:ascii="Arial" w:hAnsi="Arial" w:cs="Arial"/>
+        </w:rPr>
+        <w:t>por los siguientes motivos:</w:t>
+      </w:r>
     </w:p>
     <w:p>
       <w:pPr>
-        <w:rPr>
-          <w:rFonts w:ascii="Arial" w:hAnsi="Arial" w:cs="Arial"/>
-        </w:rPr>
-      </w:pPr>
-      <w:r>
-        <w:rPr>
-          <w:rFonts w:ascii="Arial" w:hAnsi="Arial" w:cs="Arial"/>
-        </w:rPr>
-        <w:t xml:space="preserve">Para obtener más información o si tiene preguntas sobre esta investigación, puede comunicarse con Adam Roberts a través de arober48@ur.rochester.edu. Por favor, comuníquese con la Junta de Revisión de Sujetos de Investigación de la Universidad de Rochester en 265 Crittenden </w:t>
-      </w:r>
-      <w:proofErr w:type="spellStart"/>
-      <w:r>
-        <w:rPr>
-          <w:rFonts w:ascii="Arial" w:hAnsi="Arial" w:cs="Arial"/>
-        </w:rPr>
-        <w:t>Blvd</w:t>
-      </w:r>
-      <w:proofErr w:type="spellEnd"/>
-      <w:r>
-        <w:rPr>
-          <w:rFonts w:ascii="Arial" w:hAnsi="Arial" w:cs="Arial"/>
-        </w:rPr>
-        <w:t>., CU 420628, Rochester, NY 14642, teléfono +1 (585) 273-</w:t>
-      </w:r>
-      <w:r>
-        <w:rPr>
-          <w:rFonts w:ascii="Arial" w:hAnsi="Arial" w:cs="Arial"/>
-        </w:rPr>
-        <w:t xml:space="preserve">4127 </w:t>
-      </w:r>
-      <w:r>
-        <w:rPr>
-          <w:rFonts w:ascii="Arial" w:hAnsi="Arial" w:cs="Arial"/>
-        </w:rPr>
-        <w:t>o</w:t>
-      </w:r>
-      <w:r>
-        <w:rPr>
-          <w:rFonts w:ascii="Arial" w:hAnsi="Arial" w:cs="Arial"/>
-        </w:rPr>
-        <w:t xml:space="preserve"> +1 (877) 449-4441 por los siguientes motivos:</w:t>
+        <w:pStyle w:val="ListParagraph"/>
+        <w:numPr>
+          <w:ilvl w:val="0"/>
+          <w:numId w:val="8"/>
+        </w:numPr>
+        <w:rPr>
+          <w:rFonts w:ascii="Arial" w:hAnsi="Arial" w:cs="Arial"/>
+        </w:rPr>
+      </w:pPr>
+      <w:r>
+        <w:rPr>
+          <w:rFonts w:ascii="Arial" w:hAnsi="Arial" w:cs="Arial"/>
+        </w:rPr>
+        <w:t>Usted desea hablar con alguien que no sea el personal de investigación sobre sus derechos como investigador. sujeto;</w:t>
       </w:r>
     </w:p>
     <w:p>
       <w:pPr>
+        <w:pStyle w:val="ListParagraph"/>
         <w:numPr>
           <w:ilvl w:val="0"/>
-          <w:numId w:val="4"/>
+          <w:numId w:val="8"/>
         </w:numPr>
-        <w:tabs>
-          <w:tab w:val="clear" w:pos="2880"/>
-          <w:tab w:val="num" w:pos="1080"/>
-        </w:tabs>
-        <w:ind w:left="1080"/>
-        <w:rPr>
-          <w:rFonts w:ascii="Arial" w:hAnsi="Arial" w:cs="Arial"/>
-        </w:rPr>
-      </w:pPr>
-      <w:r>
-        <w:rPr>
-          <w:rFonts w:ascii="Arial" w:hAnsi="Arial" w:cs="Arial"/>
-        </w:rPr>
-        <w:t>Usted desea hablar con alguien que no sea miembro del equipo de investigación sobre sus derechos como sujeto de investigación.</w:t>
+        <w:rPr>
+          <w:rFonts w:ascii="Arial" w:hAnsi="Arial" w:cs="Arial"/>
+        </w:rPr>
+      </w:pPr>
+      <w:r>
+        <w:rPr>
+          <w:rFonts w:ascii="Arial" w:hAnsi="Arial" w:cs="Arial"/>
+        </w:rPr>
+        <w:t>Para expresar inquietudes sobre la investigación;</w:t>
       </w:r>
     </w:p>
     <w:p>
       <w:pPr>
+        <w:pStyle w:val="ListParagraph"/>
         <w:numPr>
           <w:ilvl w:val="0"/>
-          <w:numId w:val="4"/>
+          <w:numId w:val="8"/>
         </w:numPr>
-        <w:tabs>
-          <w:tab w:val="clear" w:pos="2880"/>
-          <w:tab w:val="num" w:pos="1080"/>
-        </w:tabs>
-        <w:ind w:left="1080"/>
-        <w:rPr>
-          <w:rFonts w:ascii="Arial" w:hAnsi="Arial" w:cs="Arial"/>
-        </w:rPr>
-      </w:pPr>
-      <w:r>
-        <w:rPr>
-          <w:rFonts w:ascii="Arial" w:hAnsi="Arial" w:cs="Arial"/>
-        </w:rPr>
-        <w:t>Para expresar inquietudes sobre la investigación.</w:t>
+        <w:rPr>
+          <w:rFonts w:ascii="Arial" w:hAnsi="Arial" w:cs="Arial"/>
+        </w:rPr>
+      </w:pPr>
+      <w:r>
+        <w:rPr>
+          <w:rFonts w:ascii="Arial" w:hAnsi="Arial" w:cs="Arial"/>
+        </w:rPr>
+        <w:t>Para aportar información relativa al proceso de investigación y/o en caso de que no se pudiera contactar con el personal del estudio.</w:t>
       </w:r>
     </w:p>
     <w:p>
       <w:pPr>
-        <w:numPr>
-          <w:ilvl w:val="0"/>
-          <w:numId w:val="4"/>
-        </w:numPr>
-        <w:tabs>
-          <w:tab w:val="clear" w:pos="2880"/>
-          <w:tab w:val="num" w:pos="1080"/>
-        </w:tabs>
-        <w:ind w:left="1080"/>
-        <w:rPr>
-          <w:rFonts w:ascii="Arial" w:hAnsi="Arial" w:cs="Arial"/>
-        </w:rPr>
-      </w:pPr>
-      <w:r>
-        <w:rPr>
-          <w:rFonts w:ascii="Arial" w:hAnsi="Arial" w:cs="Arial"/>
-        </w:rPr>
-        <w:t>Proporcionar información sobre el proceso de investigación.</w:t>
-      </w:r>
-    </w:p>
-    <w:p>
-      <w:pPr>
-        <w:numPr>
-          <w:ilvl w:val="0"/>
-          <w:numId w:val="4"/>
-        </w:numPr>
-        <w:tabs>
-          <w:tab w:val="clear" w:pos="2880"/>
-          <w:tab w:val="num" w:pos="1080"/>
-        </w:tabs>
-        <w:ind w:left="1080"/>
-        <w:rPr>
-          <w:rFonts w:ascii="Arial" w:hAnsi="Arial" w:cs="Arial"/>
-        </w:rPr>
-      </w:pPr>
-      <w:r>
-        <w:rPr>
-          <w:rFonts w:ascii="Arial" w:hAnsi="Arial" w:cs="Arial"/>
-        </w:rPr>
-        <w:t>En caso de que no se pudiera contactar con el personal del estudio.</w:t>
-      </w:r>
-    </w:p>
-    <w:p>
-      <w:pPr>
-        <w:pStyle w:val="BodyText2"/>
         <w:rPr>
           <w:rFonts w:cs="Arial"/>
-          <w:szCs w:val="24"/>
         </w:rPr>
       </w:pPr>
       <w:r>
         <w:rPr>
           <w:rFonts w:cs="Arial"/>
-          <w:szCs w:val="24"/>
           <w:lang w:eastAsia="zh-CN"/>
         </w:rPr>
         <w:t xml:space="preserve"> </w:t>
       </w:r>
     </w:p>
     <w:sectPr>
-      <w:headerReference w:type="default" r:id="rId7"/>
-      <w:footerReference w:type="default" r:id="rId8"/>
+      <w:headerReference w:type="default" r:id="rId8"/>
+      <w:footerReference w:type="default" r:id="rId9"/>
       <w:pgSz w:w="12240" w:h="15840" w:code="1"/>
       <w:pgMar w:top="1440" w:right="1440" w:bottom="2880" w:left="1440" w:header="720" w:footer="1152" w:gutter="0"/>
       <w:cols w:space="720"/>
@@ -675,23 +548,7 @@
         <w:sz w:val="20"/>
         <w:szCs w:val="20"/>
       </w:rPr>
-      <w:t xml:space="preserve"> </w:t>
-    </w:r>
-    <w:r>
-      <w:rPr>
-        <w:rFonts w:ascii="Arial" w:hAnsi="Arial" w:cs="Arial"/>
-        <w:sz w:val="20"/>
-        <w:szCs w:val="20"/>
-      </w:rPr>
-      <w:t>6</w:t>
-    </w:r>
-    <w:r>
-      <w:rPr>
-        <w:rFonts w:ascii="Arial" w:hAnsi="Arial" w:cs="Arial"/>
-        <w:sz w:val="20"/>
-        <w:szCs w:val="20"/>
-      </w:rPr>
-      <w:t>03/2/2026</w:t>
+      <w:t xml:space="preserve"> 26/03/2026</w:t>
     </w:r>
   </w:p>
   <w:p>
@@ -792,7 +649,7 @@
       </w:drawing>
     </w:r>
     <w:r>
-      <w:t xml:space="preserve"> Departamento de Ciencia Política de la Universidad de Rochester</w:t>
+      <w:t>Departamento de Ciencias Políticas de la Universidad de Rochester</w:t>
     </w:r>
   </w:p>
   <w:p>
@@ -1426,6 +1283,119 @@
     </w:lvl>
   </w:abstractNum>
   <w:abstractNum w:abstractNumId="5" w15:restartNumberingAfterBreak="0">
+    <w:nsid w:val="6F696590"/>
+    <w:multiLevelType w:val="hybridMultilevel"/>
+    <w:tmpl w:val="5BF2B2EC"/>
+    <w:lvl w:ilvl="0" w:tplc="04090001">
+      <w:start w:val="1"/>
+      <w:numFmt w:val="bullet"/>
+      <w:lvlText w:val=""/>
+      <w:lvlJc w:val="left"/>
+      <w:pPr>
+        <w:ind w:left="720" w:hanging="360"/>
+      </w:pPr>
+      <w:rPr>
+        <w:rFonts w:ascii="Symbol" w:hAnsi="Symbol" w:hint="default"/>
+      </w:rPr>
+    </w:lvl>
+    <w:lvl w:ilvl="1" w:tplc="04090003" w:tentative="1">
+      <w:start w:val="1"/>
+      <w:numFmt w:val="bullet"/>
+      <w:lvlText w:val="o"/>
+      <w:lvlJc w:val="left"/>
+      <w:pPr>
+        <w:ind w:left="1440" w:hanging="360"/>
+      </w:pPr>
+      <w:rPr>
+        <w:rFonts w:ascii="Courier New" w:hAnsi="Courier New" w:cs="Courier New" w:hint="default"/>
+      </w:rPr>
+    </w:lvl>
+    <w:lvl w:ilvl="2" w:tplc="04090005" w:tentative="1">
+      <w:start w:val="1"/>
+      <w:numFmt w:val="bullet"/>
+      <w:lvlText w:val=""/>
+      <w:lvlJc w:val="left"/>
+      <w:pPr>
+        <w:ind w:left="2160" w:hanging="360"/>
+      </w:pPr>
+      <w:rPr>
+        <w:rFonts w:ascii="Wingdings" w:hAnsi="Wingdings" w:hint="default"/>
+      </w:rPr>
+    </w:lvl>
+    <w:lvl w:ilvl="3" w:tplc="04090001" w:tentative="1">
+      <w:start w:val="1"/>
+      <w:numFmt w:val="bullet"/>
+      <w:lvlText w:val=""/>
+      <w:lvlJc w:val="left"/>
+      <w:pPr>
+        <w:ind w:left="2880" w:hanging="360"/>
+      </w:pPr>
+      <w:rPr>
+        <w:rFonts w:ascii="Symbol" w:hAnsi="Symbol" w:hint="default"/>
+      </w:rPr>
+    </w:lvl>
+    <w:lvl w:ilvl="4" w:tplc="04090003" w:tentative="1">
+      <w:start w:val="1"/>
+      <w:numFmt w:val="bullet"/>
+      <w:lvlText w:val="o"/>
+      <w:lvlJc w:val="left"/>
+      <w:pPr>
+        <w:ind w:left="3600" w:hanging="360"/>
+      </w:pPr>
+      <w:rPr>
+        <w:rFonts w:ascii="Courier New" w:hAnsi="Courier New" w:cs="Courier New" w:hint="default"/>
+      </w:rPr>
+    </w:lvl>
+    <w:lvl w:ilvl="5" w:tplc="04090005" w:tentative="1">
+      <w:start w:val="1"/>
+      <w:numFmt w:val="bullet"/>
+      <w:lvlText w:val=""/>
+      <w:lvlJc w:val="left"/>
+      <w:pPr>
+        <w:ind w:left="4320" w:hanging="360"/>
+      </w:pPr>
+      <w:rPr>
+        <w:rFonts w:ascii="Wingdings" w:hAnsi="Wingdings" w:hint="default"/>
+      </w:rPr>
+    </w:lvl>
+    <w:lvl w:ilvl="6" w:tplc="04090001" w:tentative="1">
+      <w:start w:val="1"/>
+      <w:numFmt w:val="bullet"/>
+      <w:lvlText w:val=""/>
+      <w:lvlJc w:val="left"/>
+      <w:pPr>
+        <w:ind w:left="5040" w:hanging="360"/>
+      </w:pPr>
+      <w:rPr>
+        <w:rFonts w:ascii="Symbol" w:hAnsi="Symbol" w:hint="default"/>
+      </w:rPr>
+    </w:lvl>
+    <w:lvl w:ilvl="7" w:tplc="04090003" w:tentative="1">
+      <w:start w:val="1"/>
+      <w:numFmt w:val="bullet"/>
+      <w:lvlText w:val="o"/>
+      <w:lvlJc w:val="left"/>
+      <w:pPr>
+        <w:ind w:left="5760" w:hanging="360"/>
+      </w:pPr>
+      <w:rPr>
+        <w:rFonts w:ascii="Courier New" w:hAnsi="Courier New" w:cs="Courier New" w:hint="default"/>
+      </w:rPr>
+    </w:lvl>
+    <w:lvl w:ilvl="8" w:tplc="04090005" w:tentative="1">
+      <w:start w:val="1"/>
+      <w:numFmt w:val="bullet"/>
+      <w:lvlText w:val=""/>
+      <w:lvlJc w:val="left"/>
+      <w:pPr>
+        <w:ind w:left="6480" w:hanging="360"/>
+      </w:pPr>
+      <w:rPr>
+        <w:rFonts w:ascii="Wingdings" w:hAnsi="Wingdings" w:hint="default"/>
+      </w:rPr>
+    </w:lvl>
+  </w:abstractNum>
+  <w:abstractNum w:abstractNumId="6" w15:restartNumberingAfterBreak="0">
     <w:nsid w:val="70035FC7"/>
     <w:multiLevelType w:val="hybridMultilevel"/>
     <w:tmpl w:val="572224D8"/>
@@ -1565,7 +1535,7 @@
       </w:rPr>
     </w:lvl>
   </w:abstractNum>
-  <w:abstractNum w:abstractNumId="6" w15:restartNumberingAfterBreak="0">
+  <w:abstractNum w:abstractNumId="7" w15:restartNumberingAfterBreak="0">
     <w:nsid w:val="799E795F"/>
     <w:multiLevelType w:val="hybridMultilevel"/>
     <w:tmpl w:val="F716AD12"/>
@@ -1685,19 +1655,22 @@
     <w:abstractNumId w:val="2"/>
   </w:num>
   <w:num w:numId="3" w16cid:durableId="996567523">
-    <w:abstractNumId w:val="5"/>
+    <w:abstractNumId w:val="6"/>
   </w:num>
   <w:num w:numId="4" w16cid:durableId="1819958071">
     <w:abstractNumId w:val="3"/>
   </w:num>
   <w:num w:numId="5" w16cid:durableId="475220697">
-    <w:abstractNumId w:val="6"/>
+    <w:abstractNumId w:val="7"/>
   </w:num>
   <w:num w:numId="6" w16cid:durableId="565532045">
     <w:abstractNumId w:val="0"/>
   </w:num>
   <w:num w:numId="7" w16cid:durableId="1353844354">
     <w:abstractNumId w:val="1"/>
+  </w:num>
+  <w:num w:numId="8" w16cid:durableId="26638623">
+    <w:abstractNumId w:val="5"/>
   </w:num>
 </w:numbering>
 </file>
@@ -2207,6 +2180,17 @@
       <w:szCs w:val="24"/>
     </w:rPr>
   </w:style>
+  <w:style w:type="paragraph" w:styleId="ListParagraph">
+    <w:name w:val="List Paragraph"/>
+    <w:basedOn w:val="Normal"/>
+    <w:uiPriority w:val="34"/>
+    <w:qFormat/>
+    <w:rsid w:val="00831A26"/>
+    <w:pPr>
+      <w:ind w:left="720"/>
+      <w:contextualSpacing/>
+    </w:pPr>
+  </w:style>
 </w:styles>
 </file>
 

--- a/docs/Information_Sheet_Informational_Comparisons_Spanish.docx
+++ b/docs/Information_Sheet_Informational_Comparisons_Spanish.docx
@@ -131,19 +131,19 @@
         <w:rPr>
           <w:rFonts w:ascii="Arial" w:hAnsi="Arial" w:cs="Arial"/>
         </w:rPr>
-        <w:t xml:space="preserve"> La información específica que reciba se le asignará aleatoriamente. Ambas encuestas incluyen preguntas de </w:t>
-      </w:r>
-      <w:r>
-        <w:rPr>
-          <w:rFonts w:ascii="Arial" w:hAnsi="Arial" w:cs="Arial"/>
-        </w:rPr>
-        <w:t xml:space="preserve">para evaluar su </w:t>
-      </w:r>
-      <w:r>
-        <w:rPr>
-          <w:rFonts w:ascii="Arial" w:hAnsi="Arial" w:cs="Arial"/>
-        </w:rPr>
-        <w:t xml:space="preserve">atención para garantizar la calidad de los datos; si no responde correctamente a una pregunta de </w:t>
+        <w:t xml:space="preserve"> La información específica que reciba se le asignará aleatoriamente. </w:t>
+      </w:r>
+      <w:r>
+        <w:rPr>
+          <w:rFonts w:ascii="Arial" w:hAnsi="Arial" w:cs="Arial"/>
+        </w:rPr>
+        <w:t>Ambas encuestas incluyen preguntas que evaluarán su atención para garantizar</w:t>
+      </w:r>
+      <w:r>
+        <w:rPr>
+          <w:rFonts w:ascii="Arial" w:hAnsi="Arial" w:cs="Arial"/>
+        </w:rPr>
+        <w:t xml:space="preserve"> la calidad de los datos; si no responde correctamente a una pregunta de </w:t>
       </w:r>
       <w:r>
         <w:rPr>
@@ -196,13 +196,55 @@
         <w:rPr>
           <w:rFonts w:ascii="Arial" w:hAnsi="Arial" w:cs="Arial"/>
         </w:rPr>
-        <w:t xml:space="preserve">A cambio de tu participación, Netquest te recompensará con Korus (Puntos) que podrás canjear por premios. La cantidad de Korus (Puntos) que ganarás por estas actividades variará según diversos factores establecidos por </w:t>
-      </w:r>
-      <w:r>
-        <w:rPr>
-          <w:rFonts w:ascii="Arial" w:hAnsi="Arial" w:cs="Arial"/>
-        </w:rPr>
-        <w:t>Netquest . Participar en este estudio es gratuito.</w:t>
+        <w:t xml:space="preserve">A cambio de </w:t>
+      </w:r>
+      <w:r>
+        <w:rPr>
+          <w:rFonts w:ascii="Arial" w:hAnsi="Arial" w:cs="Arial"/>
+        </w:rPr>
+        <w:t>su</w:t>
+      </w:r>
+      <w:r>
+        <w:rPr>
+          <w:rFonts w:ascii="Arial" w:hAnsi="Arial" w:cs="Arial"/>
+        </w:rPr>
+        <w:t xml:space="preserve"> participación, </w:t>
+      </w:r>
+      <w:proofErr w:type="spellStart"/>
+      <w:r>
+        <w:rPr>
+          <w:rFonts w:ascii="Arial" w:hAnsi="Arial" w:cs="Arial"/>
+        </w:rPr>
+        <w:t>Netquest</w:t>
+      </w:r>
+      <w:proofErr w:type="spellEnd"/>
+      <w:r>
+        <w:rPr>
+          <w:rFonts w:ascii="Arial" w:hAnsi="Arial" w:cs="Arial"/>
+        </w:rPr>
+        <w:t xml:space="preserve"> te recompensará con Korus (Puntos) que podrás canjear por premios. La cantidad de Korus (Puntos) que ganarás por estas actividades variará según diversos factores establecidos por </w:t>
+      </w:r>
+      <w:proofErr w:type="spellStart"/>
+      <w:proofErr w:type="gramStart"/>
+      <w:r>
+        <w:rPr>
+          <w:rFonts w:ascii="Arial" w:hAnsi="Arial" w:cs="Arial"/>
+        </w:rPr>
+        <w:t>Netquest</w:t>
+      </w:r>
+      <w:proofErr w:type="spellEnd"/>
+      <w:r>
+        <w:rPr>
+          <w:rFonts w:ascii="Arial" w:hAnsi="Arial" w:cs="Arial"/>
+        </w:rPr>
+        <w:t xml:space="preserve"> .</w:t>
+      </w:r>
+      <w:proofErr w:type="gramEnd"/>
+      <w:r>
+        <w:rPr>
+          <w:rFonts w:ascii="Arial" w:hAnsi="Arial" w:cs="Arial"/>
+        </w:rPr>
+        <w:t xml:space="preserve"> Participar en este estudio es gratuito.</w:t>
       </w:r>
     </w:p>
     <w:p>
@@ -290,7 +332,21 @@
         <w:rPr>
           <w:rFonts w:ascii="Arial" w:hAnsi="Arial" w:cs="Arial"/>
         </w:rPr>
-        <w:t xml:space="preserve">Para obtener más información o si tiene preguntas sobre esta investigación, puede comunicarse con Adam Roberts a través de arober48@ur.rochester.edu. Comuníquese con la Junta de Revisión de Sujetos de Investigación de la Universidad de Rochester en 265 Crittenden Blvd., CU 420628, Rochester, NY 14642, teléfono +001 (585) 273-4127 o +001 (877) 449-4441. Para comunicarse con la Oficina de Protección de Sujetos Humanos, utilice el </w:t>
+        <w:t xml:space="preserve">Para obtener más información o si tiene preguntas sobre esta investigación, puede comunicarse con Adam Roberts a través de arober48@ur.rochester.edu. Comuníquese con la Junta de Revisión de Sujetos de Investigación de la Universidad de Rochester en 265 Crittenden </w:t>
+      </w:r>
+      <w:proofErr w:type="spellStart"/>
+      <w:r>
+        <w:rPr>
+          <w:rFonts w:ascii="Arial" w:hAnsi="Arial" w:cs="Arial"/>
+        </w:rPr>
+        <w:t>Blvd</w:t>
+      </w:r>
+      <w:proofErr w:type="spellEnd"/>
+      <w:r>
+        <w:rPr>
+          <w:rFonts w:ascii="Arial" w:hAnsi="Arial" w:cs="Arial"/>
+        </w:rPr>
+        <w:t xml:space="preserve">., CU 420628, Rochester, NY 14642, teléfono +001 (585) 273-4127 o +001 (877) 449-4441. Para comunicarse con la Oficina de Protección de Sujetos Humanos, utilice el </w:t>
       </w:r>
       <w:hyperlink r:id="rId7" w:history="1">
         <w:r>
@@ -317,13 +373,69 @@
         </w:numPr>
         <w:rPr>
           <w:rFonts w:ascii="Arial" w:hAnsi="Arial" w:cs="Arial"/>
-        </w:rPr>
-      </w:pPr>
-      <w:r>
-        <w:rPr>
-          <w:rFonts w:ascii="Arial" w:hAnsi="Arial" w:cs="Arial"/>
-        </w:rPr>
-        <w:t>Usted desea hablar con alguien que no sea el personal de investigación sobre sus derechos como investigador. sujeto;</w:t>
+          <w:lang w:val="en-US"/>
+        </w:rPr>
+      </w:pPr>
+      <w:r>
+        <w:rPr>
+          <w:rFonts w:ascii="Arial" w:hAnsi="Arial" w:cs="Arial"/>
+        </w:rPr>
+        <w:t xml:space="preserve">Usted desea hablar con alguien que no sea el personal de investigación sobre </w:t>
+      </w:r>
+      <w:r>
+        <w:rPr>
+          <w:rFonts w:ascii="Arial" w:hAnsi="Arial" w:cs="Arial"/>
+          <w:lang w:val="en-US"/>
+        </w:rPr>
+        <w:t xml:space="preserve">sus derechos </w:t>
+      </w:r>
+      <w:proofErr w:type="spellStart"/>
+      <w:r>
+        <w:rPr>
+          <w:rFonts w:ascii="Arial" w:hAnsi="Arial" w:cs="Arial"/>
+          <w:lang w:val="en-US"/>
+        </w:rPr>
+        <w:t>como</w:t>
+      </w:r>
+      <w:proofErr w:type="spellEnd"/>
+      <w:r>
+        <w:rPr>
+          <w:rFonts w:ascii="Arial" w:hAnsi="Arial" w:cs="Arial"/>
+          <w:lang w:val="en-US"/>
+        </w:rPr>
+        <w:t xml:space="preserve"> </w:t>
+      </w:r>
+      <w:proofErr w:type="spellStart"/>
+      <w:r>
+        <w:rPr>
+          <w:rFonts w:ascii="Arial" w:hAnsi="Arial" w:cs="Arial"/>
+          <w:lang w:val="en-US"/>
+        </w:rPr>
+        <w:t>sujeto</w:t>
+      </w:r>
+      <w:proofErr w:type="spellEnd"/>
+      <w:r>
+        <w:rPr>
+          <w:rFonts w:ascii="Arial" w:hAnsi="Arial" w:cs="Arial"/>
+          <w:lang w:val="en-US"/>
+        </w:rPr>
+        <w:t xml:space="preserve"> de </w:t>
+      </w:r>
+      <w:proofErr w:type="spellStart"/>
+      <w:r>
+        <w:rPr>
+          <w:rFonts w:ascii="Arial" w:hAnsi="Arial" w:cs="Arial"/>
+          <w:lang w:val="en-US"/>
+        </w:rPr>
+        <w:t>investigación</w:t>
+      </w:r>
+      <w:proofErr w:type="spellEnd"/>
+      <w:r>
+        <w:rPr>
+          <w:rFonts w:ascii="Arial" w:hAnsi="Arial" w:cs="Arial"/>
+          <w:lang w:val="en-US"/>
+        </w:rPr>
+        <w:t>;</w:t>
       </w:r>
     </w:p>
     <w:p>
@@ -1979,7 +2091,6 @@
   <w:style w:type="character" w:default="1" w:styleId="DefaultParagraphFont">
     <w:name w:val="Default Paragraph Font"/>
     <w:uiPriority w:val="1"/>
-    <w:semiHidden/>
     <w:unhideWhenUsed/>
   </w:style>
   <w:style w:type="table" w:default="1" w:styleId="TableNormal">
